--- a/artifacts/CORE-05/build/internal-policy-library-social-media-policy.docx
+++ b/artifacts/CORE-05/build/internal-policy-library-social-media-policy.docx
@@ -8,15 +8,6 @@
         <w:pStyle w:val="Heading1"/>
       </w:pPr>
       <w:r>
-        <w:rPr>
-          <w:rStyle w:val="SectionNumber"/>
-        </w:rPr>
-        <w:t xml:space="preserve">1</w:t>
-      </w:r>
-      <w:r>
-        <w:tab/>
-      </w:r>
-      <w:r>
         <w:t xml:space="preserve">Social Media Policy</w:t>
       </w:r>
     </w:p>
@@ -25,15 +16,6 @@
       <w:pPr>
         <w:pStyle w:val="Heading2"/>
       </w:pPr>
-      <w:r>
-        <w:rPr>
-          <w:rStyle w:val="SectionNumber"/>
-        </w:rPr>
-        <w:t xml:space="preserve">1.1</w:t>
-      </w:r>
-      <w:r>
-        <w:tab/>
-      </w:r>
       <w:r>
         <w:t xml:space="preserve">Document Control</w:t>
       </w:r>
@@ -324,15 +306,6 @@
         <w:pStyle w:val="Heading2"/>
       </w:pPr>
       <w:r>
-        <w:rPr>
-          <w:rStyle w:val="SectionNumber"/>
-        </w:rPr>
-        <w:t xml:space="preserve">1.2</w:t>
-      </w:r>
-      <w:r>
-        <w:tab/>
-      </w:r>
-      <w:r>
         <w:t xml:space="preserve">1. Purpose</w:t>
       </w:r>
     </w:p>
@@ -359,15 +332,6 @@
         <w:pStyle w:val="Heading2"/>
       </w:pPr>
       <w:r>
-        <w:rPr>
-          <w:rStyle w:val="SectionNumber"/>
-        </w:rPr>
-        <w:t xml:space="preserve">1.3</w:t>
-      </w:r>
-      <w:r>
-        <w:tab/>
-      </w:r>
-      <w:r>
         <w:t xml:space="preserve">2. Scope</w:t>
       </w:r>
     </w:p>
@@ -393,15 +357,6 @@
       <w:pPr>
         <w:pStyle w:val="Heading2"/>
       </w:pPr>
-      <w:r>
-        <w:rPr>
-          <w:rStyle w:val="SectionNumber"/>
-        </w:rPr>
-        <w:t xml:space="preserve">1.4</w:t>
-      </w:r>
-      <w:r>
-        <w:tab/>
-      </w:r>
       <w:r>
         <w:t xml:space="preserve">3. Definitions</w:t>
       </w:r>
@@ -485,15 +440,6 @@
         <w:pStyle w:val="Heading2"/>
       </w:pPr>
       <w:r>
-        <w:rPr>
-          <w:rStyle w:val="SectionNumber"/>
-        </w:rPr>
-        <w:t xml:space="preserve">1.5</w:t>
-      </w:r>
-      <w:r>
-        <w:tab/>
-      </w:r>
-      <w:r>
         <w:t xml:space="preserve">4. Roles and Responsibilities</w:t>
       </w:r>
     </w:p>
@@ -594,15 +540,6 @@
         <w:pStyle w:val="Heading2"/>
       </w:pPr>
       <w:r>
-        <w:rPr>
-          <w:rStyle w:val="SectionNumber"/>
-        </w:rPr>
-        <w:t xml:space="preserve">1.6</w:t>
-      </w:r>
-      <w:r>
-        <w:tab/>
-      </w:r>
-      <w:r>
         <w:t xml:space="preserve">5. Company Channels</w:t>
       </w:r>
     </w:p>
@@ -685,15 +622,6 @@
         <w:pStyle w:val="Heading2"/>
       </w:pPr>
       <w:r>
-        <w:rPr>
-          <w:rStyle w:val="SectionNumber"/>
-        </w:rPr>
-        <w:t xml:space="preserve">1.7</w:t>
-      </w:r>
-      <w:r>
-        <w:tab/>
-      </w:r>
-      <w:r>
         <w:t xml:space="preserve">6. Content Planning and Approval</w:t>
       </w:r>
     </w:p>
@@ -775,15 +703,6 @@
       <w:pPr>
         <w:pStyle w:val="Heading2"/>
       </w:pPr>
-      <w:r>
-        <w:rPr>
-          <w:rStyle w:val="SectionNumber"/>
-        </w:rPr>
-        <w:t xml:space="preserve">1.8</w:t>
-      </w:r>
-      <w:r>
-        <w:tab/>
-      </w:r>
       <w:r>
         <w:t xml:space="preserve">7. Employee Advocacy Program</w:t>
       </w:r>
@@ -881,15 +800,6 @@
         <w:pStyle w:val="Heading2"/>
       </w:pPr>
       <w:r>
-        <w:rPr>
-          <w:rStyle w:val="SectionNumber"/>
-        </w:rPr>
-        <w:t xml:space="preserve">1.9</w:t>
-      </w:r>
-      <w:r>
-        <w:tab/>
-      </w:r>
-      <w:r>
         <w:t xml:space="preserve">8. Personal Use of Social Media</w:t>
       </w:r>
     </w:p>
@@ -984,15 +894,6 @@
         <w:pStyle w:val="Heading2"/>
       </w:pPr>
       <w:r>
-        <w:rPr>
-          <w:rStyle w:val="SectionNumber"/>
-        </w:rPr>
-        <w:t xml:space="preserve">1.10</w:t>
-      </w:r>
-      <w:r>
-        <w:tab/>
-      </w:r>
-      <w:r>
         <w:t xml:space="preserve">9. Responding to Comments and Escalation</w:t>
       </w:r>
     </w:p>
@@ -1051,15 +952,6 @@
         <w:pStyle w:val="Heading2"/>
       </w:pPr>
       <w:r>
-        <w:rPr>
-          <w:rStyle w:val="SectionNumber"/>
-        </w:rPr>
-        <w:t xml:space="preserve">1.11</w:t>
-      </w:r>
-      <w:r>
-        <w:tab/>
-      </w:r>
-      <w:r>
         <w:t xml:space="preserve">10. Exceptions</w:t>
       </w:r>
     </w:p>
@@ -1078,15 +970,6 @@
         <w:pStyle w:val="Heading2"/>
       </w:pPr>
       <w:r>
-        <w:rPr>
-          <w:rStyle w:val="SectionNumber"/>
-        </w:rPr>
-        <w:t xml:space="preserve">1.12</w:t>
-      </w:r>
-      <w:r>
-        <w:tab/>
-      </w:r>
-      <w:r>
         <w:t xml:space="preserve">11. Enforcement</w:t>
       </w:r>
     </w:p>
@@ -1105,15 +988,6 @@
         <w:pStyle w:val="Heading2"/>
       </w:pPr>
       <w:r>
-        <w:rPr>
-          <w:rStyle w:val="SectionNumber"/>
-        </w:rPr>
-        <w:t xml:space="preserve">1.13</w:t>
-      </w:r>
-      <w:r>
-        <w:tab/>
-      </w:r>
-      <w:r>
         <w:t xml:space="preserve">12. Related Documents</w:t>
       </w:r>
     </w:p>
@@ -1183,15 +1057,6 @@
       <w:pPr>
         <w:pStyle w:val="Heading2"/>
       </w:pPr>
-      <w:r>
-        <w:rPr>
-          <w:rStyle w:val="SectionNumber"/>
-        </w:rPr>
-        <w:t xml:space="preserve">1.14</w:t>
-      </w:r>
-      <w:r>
-        <w:tab/>
-      </w:r>
       <w:r>
         <w:t xml:space="preserve">Version History</w:t>
       </w:r>
